--- a/29. Matemática 4/Trabajos Prácticos/Trabajo Práctico N° 5.2 (R).docx
+++ b/29. Matemática 4/Trabajos Prácticos/Trabajo Práctico N° 5.2 (R).docx
@@ -27696,7 +27696,34 @@
           <w:iCs/>
           <w:sz w:val="24"/>
         </w:rPr>
-        <w:t xml:space="preserve"> porque se cumple que, para cada a, b, c </w:t>
+        <w:t xml:space="preserve"> porque se cumple que, para cada a, b, c</w:t>
+      </w:r>
+      <w:r>
+        <w:rPr>
+          <w:rFonts w:ascii="Times New Roman" w:eastAsiaTheme="minorEastAsia" w:hAnsi="Times New Roman" w:cs="Times New Roman"/>
+          <w:bCs/>
+          <w:iCs/>
+          <w:sz w:val="24"/>
+        </w:rPr>
+        <w:t xml:space="preserve"> </w:t>
+      </w:r>
+      <m:oMath>
+        <m:r>
+          <w:rPr>
+            <w:rFonts w:ascii="Cambria Math" w:hAnsi="Cambria Math" w:cs="Times New Roman"/>
+            <w:sz w:val="24"/>
+          </w:rPr>
+          <m:t>∈</m:t>
+        </m:r>
+      </m:oMath>
+      <w:r>
+        <w:rPr>
+          <w:rFonts w:ascii="Times New Roman" w:eastAsiaTheme="minorEastAsia" w:hAnsi="Times New Roman" w:cs="Times New Roman"/>
+          <w:bCs/>
+          <w:iCs/>
+          <w:sz w:val="24"/>
+        </w:rPr>
+        <w:t xml:space="preserve"> </w:t>
       </w:r>
       <m:oMath>
         <m:sSub>
@@ -30773,16 +30800,52 @@
           <w:iCs/>
           <w:sz w:val="24"/>
         </w:rPr>
-        <w:t>Ahora, por contradicción</w:t>
-      </w:r>
-      <w:r>
-        <w:rPr>
-          <w:rFonts w:ascii="Times New Roman" w:eastAsiaTheme="minorEastAsia" w:hAnsi="Times New Roman" w:cs="Times New Roman"/>
-          <w:bCs/>
-          <w:iCs/>
-          <w:sz w:val="24"/>
-        </w:rPr>
-        <w:t xml:space="preserve">, se supone </w:t>
+        <w:t>Ahora</w:t>
+      </w:r>
+      <w:r>
+        <w:rPr>
+          <w:rFonts w:ascii="Times New Roman" w:eastAsiaTheme="minorEastAsia" w:hAnsi="Times New Roman" w:cs="Times New Roman"/>
+          <w:bCs/>
+          <w:iCs/>
+          <w:sz w:val="24"/>
+        </w:rPr>
+        <w:t>, se supone</w:t>
+      </w:r>
+      <w:r>
+        <w:rPr>
+          <w:rFonts w:ascii="Times New Roman" w:eastAsiaTheme="minorEastAsia" w:hAnsi="Times New Roman" w:cs="Times New Roman"/>
+          <w:bCs/>
+          <w:iCs/>
+          <w:sz w:val="24"/>
+        </w:rPr>
+        <w:t xml:space="preserve">, </w:t>
+      </w:r>
+      <w:r>
+        <w:rPr>
+          <w:rFonts w:ascii="Times New Roman" w:eastAsiaTheme="minorEastAsia" w:hAnsi="Times New Roman" w:cs="Times New Roman"/>
+          <w:bCs/>
+          <w:iCs/>
+          <w:sz w:val="24"/>
+        </w:rPr>
+        <w:t>por contradicción</w:t>
+      </w:r>
+      <w:r>
+        <w:rPr>
+          <w:rFonts w:ascii="Times New Roman" w:eastAsiaTheme="minorEastAsia" w:hAnsi="Times New Roman" w:cs="Times New Roman"/>
+          <w:bCs/>
+          <w:iCs/>
+          <w:sz w:val="24"/>
+        </w:rPr>
+        <w:t>,</w:t>
+      </w:r>
+      <w:r>
+        <w:rPr>
+          <w:rFonts w:ascii="Times New Roman" w:eastAsiaTheme="minorEastAsia" w:hAnsi="Times New Roman" w:cs="Times New Roman"/>
+          <w:bCs/>
+          <w:iCs/>
+          <w:sz w:val="24"/>
+        </w:rPr>
+        <w:t xml:space="preserve"> </w:t>
       </w:r>
       <w:r>
         <w:rPr>

--- a/29. Matemática 4/Trabajos Prácticos/Trabajo Práctico N° 5.2 (R).docx
+++ b/29. Matemática 4/Trabajos Prácticos/Trabajo Práctico N° 5.2 (R).docx
@@ -13749,7 +13749,7 @@
           <w:bCs/>
           <w:sz w:val="24"/>
         </w:rPr>
-        <w:t xml:space="preserve">, el inverso de 0 es 0 </w:t>
+        <w:t xml:space="preserve">, el inverso de 5 es 5 </w:t>
       </w:r>
       <m:oMath>
         <m:r>
@@ -13807,7 +13807,15 @@
           <w:bCs/>
           <w:sz w:val="24"/>
         </w:rPr>
-        <w:t xml:space="preserve"> y el inverso de 5 es 5 </w:t>
+        <w:t>,</w:t>
+      </w:r>
+      <w:r>
+        <w:rPr>
+          <w:rFonts w:ascii="Times New Roman" w:eastAsiaTheme="minorEastAsia" w:hAnsi="Times New Roman" w:cs="Times New Roman"/>
+          <w:bCs/>
+          <w:sz w:val="24"/>
+        </w:rPr>
+        <w:t xml:space="preserve"> por lo que existe inverso para todo a </w:t>
       </w:r>
       <m:oMath>
         <m:r>
@@ -13834,7 +13842,6 @@
                 <w:rFonts w:ascii="Cambria Math" w:hAnsi="Cambria Math" w:cs="Times New Roman"/>
                 <w:bCs/>
                 <w:i/>
-                <w:iCs/>
                 <w:sz w:val="24"/>
               </w:rPr>
             </m:ctrlPr>
@@ -13865,15 +13872,302 @@
           <w:bCs/>
           <w:sz w:val="24"/>
         </w:rPr>
-        <w:t>,</w:t>
-      </w:r>
-      <w:r>
-        <w:rPr>
-          <w:rFonts w:ascii="Times New Roman" w:eastAsiaTheme="minorEastAsia" w:hAnsi="Times New Roman" w:cs="Times New Roman"/>
-          <w:bCs/>
-          <w:sz w:val="24"/>
-        </w:rPr>
-        <w:t xml:space="preserve"> por lo que existe inverso para todo a </w:t>
+        <w:t xml:space="preserve"> \ {0}</w:t>
+      </w:r>
+      <w:r>
+        <w:rPr>
+          <w:rFonts w:ascii="Times New Roman" w:eastAsiaTheme="minorEastAsia" w:hAnsi="Times New Roman" w:cs="Times New Roman"/>
+          <w:bCs/>
+          <w:sz w:val="24"/>
+        </w:rPr>
+        <w:t>.</w:t>
+      </w:r>
+    </w:p>
+    <w:p>
+      <w:pPr>
+        <w:rPr>
+          <w:rFonts w:ascii="Times New Roman" w:hAnsi="Times New Roman" w:cs="Times New Roman"/>
+          <w:bCs/>
+          <w:sz w:val="24"/>
+        </w:rPr>
+      </w:pPr>
+    </w:p>
+    <w:p>
+      <w:pPr>
+        <w:rPr>
+          <w:rFonts w:ascii="Times New Roman" w:hAnsi="Times New Roman" w:cs="Times New Roman"/>
+          <w:bCs/>
+          <w:sz w:val="24"/>
+        </w:rPr>
+      </w:pPr>
+      <w:r>
+        <w:rPr>
+          <w:rFonts w:ascii="Times New Roman" w:hAnsi="Times New Roman" w:cs="Times New Roman"/>
+          <w:bCs/>
+          <w:sz w:val="24"/>
+        </w:rPr>
+        <w:t>Por lo tanto,</w:t>
+      </w:r>
+      <w:r>
+        <w:rPr>
+          <w:rFonts w:ascii="Times New Roman" w:hAnsi="Times New Roman" w:cs="Times New Roman"/>
+          <w:bCs/>
+          <w:sz w:val="24"/>
+        </w:rPr>
+        <w:t xml:space="preserve"> queda demostrado que</w:t>
+      </w:r>
+      <w:r>
+        <w:rPr>
+          <w:rFonts w:ascii="Times New Roman" w:hAnsi="Times New Roman" w:cs="Times New Roman"/>
+          <w:bCs/>
+          <w:sz w:val="24"/>
+        </w:rPr>
+        <w:t xml:space="preserve"> (</w:t>
+      </w:r>
+      <m:oMath>
+        <m:sSub>
+          <m:sSubPr>
+            <m:ctrlPr>
+              <w:rPr>
+                <w:rFonts w:ascii="Cambria Math" w:hAnsi="Cambria Math" w:cs="Times New Roman"/>
+                <w:bCs/>
+                <w:i/>
+                <w:sz w:val="24"/>
+              </w:rPr>
+            </m:ctrlPr>
+          </m:sSubPr>
+          <m:e>
+            <m:r>
+              <w:rPr>
+                <w:rFonts w:ascii="Cambria Math" w:hAnsi="Cambria Math" w:cs="Times New Roman"/>
+                <w:sz w:val="24"/>
+              </w:rPr>
+              <m:t>A</m:t>
+            </m:r>
+          </m:e>
+          <m:sub>
+            <m:r>
+              <w:rPr>
+                <w:rFonts w:ascii="Cambria Math" w:hAnsi="Cambria Math" w:cs="Times New Roman"/>
+                <w:sz w:val="24"/>
+              </w:rPr>
+              <m:t>1</m:t>
+            </m:r>
+          </m:sub>
+        </m:sSub>
+      </m:oMath>
+      <w:r>
+        <w:rPr>
+          <w:rFonts w:ascii="Times New Roman" w:hAnsi="Times New Roman" w:cs="Times New Roman"/>
+          <w:bCs/>
+          <w:sz w:val="24"/>
+        </w:rPr>
+        <w:t>, +) es un subgrupo del grupo (</w:t>
+      </w:r>
+      <m:oMath>
+        <m:sSub>
+          <m:sSubPr>
+            <m:ctrlPr>
+              <w:rPr>
+                <w:rFonts w:ascii="Cambria Math" w:eastAsiaTheme="minorEastAsia" w:hAnsi="Cambria Math" w:cs="Times New Roman"/>
+                <w:bCs/>
+                <w:i/>
+                <w:iCs/>
+                <w:sz w:val="24"/>
+              </w:rPr>
+            </m:ctrlPr>
+          </m:sSubPr>
+          <m:e>
+            <m:r>
+              <m:rPr>
+                <m:scr m:val="double-struck"/>
+              </m:rPr>
+              <w:rPr>
+                <w:rFonts w:ascii="Cambria Math" w:eastAsiaTheme="minorEastAsia" w:hAnsi="Cambria Math" w:cs="Times New Roman"/>
+                <w:sz w:val="24"/>
+              </w:rPr>
+              <m:t>Z</m:t>
+            </m:r>
+          </m:e>
+          <m:sub>
+            <m:r>
+              <w:rPr>
+                <w:rFonts w:ascii="Cambria Math" w:eastAsiaTheme="minorEastAsia" w:hAnsi="Cambria Math" w:cs="Times New Roman"/>
+                <w:sz w:val="24"/>
+              </w:rPr>
+              <m:t>10</m:t>
+            </m:r>
+          </m:sub>
+        </m:sSub>
+      </m:oMath>
+      <w:r>
+        <w:rPr>
+          <w:rFonts w:ascii="Times New Roman" w:eastAsiaTheme="minorEastAsia" w:hAnsi="Times New Roman" w:cs="Times New Roman"/>
+          <w:sz w:val="24"/>
+        </w:rPr>
+        <w:t>, +</w:t>
+      </w:r>
+      <w:r>
+        <w:rPr>
+          <w:rFonts w:ascii="Times New Roman" w:hAnsi="Times New Roman" w:cs="Times New Roman"/>
+          <w:bCs/>
+          <w:sz w:val="24"/>
+        </w:rPr>
+        <w:t>), ya que satisface cerradura, elemento neutro e inversos.</w:t>
+      </w:r>
+    </w:p>
+    <w:p>
+      <w:pPr>
+        <w:rPr>
+          <w:rFonts w:ascii="Times New Roman" w:eastAsiaTheme="minorEastAsia" w:hAnsi="Times New Roman" w:cs="Times New Roman"/>
+          <w:bCs/>
+          <w:sz w:val="24"/>
+        </w:rPr>
+      </w:pPr>
+    </w:p>
+    <w:p>
+      <w:pPr>
+        <w:rPr>
+          <w:rFonts w:ascii="Times New Roman" w:eastAsiaTheme="minorEastAsia" w:hAnsi="Times New Roman" w:cs="Times New Roman"/>
+          <w:bCs/>
+          <w:sz w:val="24"/>
+        </w:rPr>
+      </w:pPr>
+      <m:oMath>
+        <m:sSub>
+          <m:sSubPr>
+            <m:ctrlPr>
+              <w:rPr>
+                <w:rFonts w:ascii="Cambria Math" w:hAnsi="Cambria Math" w:cs="Times New Roman"/>
+                <w:bCs/>
+                <w:i/>
+                <w:sz w:val="24"/>
+              </w:rPr>
+            </m:ctrlPr>
+          </m:sSubPr>
+          <m:e>
+            <m:r>
+              <w:rPr>
+                <w:rFonts w:ascii="Cambria Math" w:hAnsi="Cambria Math" w:cs="Times New Roman"/>
+                <w:sz w:val="24"/>
+              </w:rPr>
+              <m:t>A</m:t>
+            </m:r>
+          </m:e>
+          <m:sub>
+            <m:r>
+              <w:rPr>
+                <w:rFonts w:ascii="Cambria Math" w:hAnsi="Cambria Math" w:cs="Times New Roman"/>
+                <w:sz w:val="24"/>
+              </w:rPr>
+              <m:t>2</m:t>
+            </m:r>
+          </m:sub>
+        </m:sSub>
+      </m:oMath>
+      <w:r>
+        <w:rPr>
+          <w:rFonts w:ascii="Times New Roman" w:eastAsiaTheme="minorEastAsia" w:hAnsi="Times New Roman" w:cs="Times New Roman"/>
+          <w:bCs/>
+          <w:sz w:val="24"/>
+        </w:rPr>
+        <w:t xml:space="preserve"> </w:t>
+      </w:r>
+      <m:oMath>
+        <m:r>
+          <w:rPr>
+            <w:rFonts w:ascii="Cambria Math" w:eastAsiaTheme="minorEastAsia" w:hAnsi="Cambria Math" w:cs="Times New Roman"/>
+            <w:sz w:val="24"/>
+          </w:rPr>
+          <m:t>⊂</m:t>
+        </m:r>
+      </m:oMath>
+      <w:r>
+        <w:rPr>
+          <w:rFonts w:ascii="Times New Roman" w:eastAsiaTheme="minorEastAsia" w:hAnsi="Times New Roman" w:cs="Times New Roman"/>
+          <w:bCs/>
+          <w:sz w:val="24"/>
+        </w:rPr>
+        <w:t xml:space="preserve"> </w:t>
+      </w:r>
+      <m:oMath>
+        <m:sSub>
+          <m:sSubPr>
+            <m:ctrlPr>
+              <w:rPr>
+                <w:rFonts w:ascii="Cambria Math" w:eastAsiaTheme="minorEastAsia" w:hAnsi="Cambria Math" w:cs="Times New Roman"/>
+                <w:bCs/>
+                <w:i/>
+                <w:iCs/>
+                <w:sz w:val="24"/>
+              </w:rPr>
+            </m:ctrlPr>
+          </m:sSubPr>
+          <m:e>
+            <m:r>
+              <m:rPr>
+                <m:scr m:val="double-struck"/>
+              </m:rPr>
+              <w:rPr>
+                <w:rFonts w:ascii="Cambria Math" w:eastAsiaTheme="minorEastAsia" w:hAnsi="Cambria Math" w:cs="Times New Roman"/>
+                <w:sz w:val="24"/>
+              </w:rPr>
+              <m:t>Z</m:t>
+            </m:r>
+          </m:e>
+          <m:sub>
+            <m:r>
+              <w:rPr>
+                <w:rFonts w:ascii="Cambria Math" w:eastAsiaTheme="minorEastAsia" w:hAnsi="Cambria Math" w:cs="Times New Roman"/>
+                <w:sz w:val="24"/>
+              </w:rPr>
+              <m:t>10</m:t>
+            </m:r>
+          </m:sub>
+        </m:sSub>
+      </m:oMath>
+      <w:r>
+        <w:rPr>
+          <w:rFonts w:ascii="Times New Roman" w:eastAsiaTheme="minorEastAsia" w:hAnsi="Times New Roman" w:cs="Times New Roman"/>
+          <w:bCs/>
+          <w:sz w:val="24"/>
+        </w:rPr>
+        <w:t>.</w:t>
+      </w:r>
+    </w:p>
+    <w:p>
+      <w:pPr>
+        <w:rPr>
+          <w:rFonts w:ascii="Times New Roman" w:eastAsiaTheme="minorEastAsia" w:hAnsi="Times New Roman" w:cs="Times New Roman"/>
+          <w:bCs/>
+          <w:sz w:val="24"/>
+        </w:rPr>
+      </w:pPr>
+    </w:p>
+    <w:p>
+      <w:pPr>
+        <w:rPr>
+          <w:rFonts w:ascii="Times New Roman" w:hAnsi="Times New Roman" w:cs="Times New Roman"/>
+          <w:bCs/>
+          <w:sz w:val="24"/>
+        </w:rPr>
+      </w:pPr>
+      <w:r>
+        <w:rPr>
+          <w:rFonts w:ascii="Times New Roman" w:hAnsi="Times New Roman" w:cs="Times New Roman"/>
+          <w:bCs/>
+          <w:sz w:val="24"/>
+          <w:u w:val="single"/>
+        </w:rPr>
+        <w:t>Cerradura:</w:t>
+      </w:r>
+      <w:r>
+        <w:rPr>
+          <w:rFonts w:ascii="Times New Roman" w:hAnsi="Times New Roman" w:cs="Times New Roman"/>
+          <w:bCs/>
+          <w:sz w:val="24"/>
+        </w:rPr>
+        <w:t xml:space="preserve"> Para cada a, b </w:t>
       </w:r>
       <m:oMath>
         <m:r>
@@ -13919,7 +14213,7 @@
                 <w:rFonts w:ascii="Cambria Math" w:hAnsi="Cambria Math" w:cs="Times New Roman"/>
                 <w:sz w:val="24"/>
               </w:rPr>
-              <m:t>1</m:t>
+              <m:t>2</m:t>
             </m:r>
           </m:sub>
         </m:sSub>
@@ -13928,296 +14222,10 @@
         <w:rPr>
           <w:rFonts w:ascii="Times New Roman" w:eastAsiaTheme="minorEastAsia" w:hAnsi="Times New Roman" w:cs="Times New Roman"/>
           <w:bCs/>
-          <w:sz w:val="24"/>
-        </w:rPr>
-        <w:t>.</w:t>
-      </w:r>
-    </w:p>
-    <w:p>
-      <w:pPr>
-        <w:rPr>
-          <w:rFonts w:ascii="Times New Roman" w:hAnsi="Times New Roman" w:cs="Times New Roman"/>
-          <w:bCs/>
-          <w:sz w:val="24"/>
-        </w:rPr>
-      </w:pPr>
-    </w:p>
-    <w:p>
-      <w:pPr>
-        <w:rPr>
-          <w:rFonts w:ascii="Times New Roman" w:hAnsi="Times New Roman" w:cs="Times New Roman"/>
-          <w:bCs/>
-          <w:sz w:val="24"/>
-        </w:rPr>
-      </w:pPr>
-      <w:r>
-        <w:rPr>
-          <w:rFonts w:ascii="Times New Roman" w:hAnsi="Times New Roman" w:cs="Times New Roman"/>
-          <w:bCs/>
-          <w:sz w:val="24"/>
-        </w:rPr>
-        <w:t>Por lo tanto,</w:t>
-      </w:r>
-      <w:r>
-        <w:rPr>
-          <w:rFonts w:ascii="Times New Roman" w:hAnsi="Times New Roman" w:cs="Times New Roman"/>
-          <w:bCs/>
-          <w:sz w:val="24"/>
-        </w:rPr>
-        <w:t xml:space="preserve"> queda demostrado que</w:t>
-      </w:r>
-      <w:r>
-        <w:rPr>
-          <w:rFonts w:ascii="Times New Roman" w:hAnsi="Times New Roman" w:cs="Times New Roman"/>
-          <w:bCs/>
-          <w:sz w:val="24"/>
-        </w:rPr>
-        <w:t xml:space="preserve"> (</w:t>
-      </w:r>
-      <m:oMath>
-        <m:sSub>
-          <m:sSubPr>
-            <m:ctrlPr>
-              <w:rPr>
-                <w:rFonts w:ascii="Cambria Math" w:hAnsi="Cambria Math" w:cs="Times New Roman"/>
-                <w:bCs/>
-                <w:i/>
-                <w:sz w:val="24"/>
-              </w:rPr>
-            </m:ctrlPr>
-          </m:sSubPr>
-          <m:e>
-            <m:r>
-              <w:rPr>
-                <w:rFonts w:ascii="Cambria Math" w:hAnsi="Cambria Math" w:cs="Times New Roman"/>
-                <w:sz w:val="24"/>
-              </w:rPr>
-              <m:t>A</m:t>
-            </m:r>
-          </m:e>
-          <m:sub>
-            <m:r>
-              <w:rPr>
-                <w:rFonts w:ascii="Cambria Math" w:hAnsi="Cambria Math" w:cs="Times New Roman"/>
-                <w:sz w:val="24"/>
-              </w:rPr>
-              <m:t>1</m:t>
-            </m:r>
-          </m:sub>
-        </m:sSub>
-      </m:oMath>
-      <w:r>
-        <w:rPr>
-          <w:rFonts w:ascii="Times New Roman" w:hAnsi="Times New Roman" w:cs="Times New Roman"/>
-          <w:bCs/>
-          <w:sz w:val="24"/>
-        </w:rPr>
-        <w:t>, +) es un subgrupo del grupo (</w:t>
-      </w:r>
-      <m:oMath>
-        <m:sSub>
-          <m:sSubPr>
-            <m:ctrlPr>
-              <w:rPr>
-                <w:rFonts w:ascii="Cambria Math" w:eastAsiaTheme="minorEastAsia" w:hAnsi="Cambria Math" w:cs="Times New Roman"/>
-                <w:bCs/>
-                <w:i/>
-                <w:iCs/>
-                <w:sz w:val="24"/>
-              </w:rPr>
-            </m:ctrlPr>
-          </m:sSubPr>
-          <m:e>
-            <m:r>
-              <m:rPr>
-                <m:scr m:val="double-struck"/>
-              </m:rPr>
-              <w:rPr>
-                <w:rFonts w:ascii="Cambria Math" w:eastAsiaTheme="minorEastAsia" w:hAnsi="Cambria Math" w:cs="Times New Roman"/>
-                <w:sz w:val="24"/>
-              </w:rPr>
-              <m:t>Z</m:t>
-            </m:r>
-          </m:e>
-          <m:sub>
-            <m:r>
-              <w:rPr>
-                <w:rFonts w:ascii="Cambria Math" w:eastAsiaTheme="minorEastAsia" w:hAnsi="Cambria Math" w:cs="Times New Roman"/>
-                <w:sz w:val="24"/>
-              </w:rPr>
-              <m:t>10</m:t>
-            </m:r>
-          </m:sub>
-        </m:sSub>
-      </m:oMath>
-      <w:r>
-        <w:rPr>
-          <w:rFonts w:ascii="Times New Roman" w:eastAsiaTheme="minorEastAsia" w:hAnsi="Times New Roman" w:cs="Times New Roman"/>
-          <w:sz w:val="24"/>
-        </w:rPr>
-        <w:t>, +</w:t>
-      </w:r>
-      <w:r>
-        <w:rPr>
-          <w:rFonts w:ascii="Times New Roman" w:hAnsi="Times New Roman" w:cs="Times New Roman"/>
-          <w:bCs/>
-          <w:sz w:val="24"/>
-        </w:rPr>
-        <w:t>), ya que satisface cerradura, elemento neutro e inversos.</w:t>
-      </w:r>
-    </w:p>
-    <w:p>
-      <w:pPr>
-        <w:rPr>
-          <w:rFonts w:ascii="Times New Roman" w:eastAsiaTheme="minorEastAsia" w:hAnsi="Times New Roman" w:cs="Times New Roman"/>
-          <w:bCs/>
-          <w:sz w:val="24"/>
-        </w:rPr>
-      </w:pPr>
-    </w:p>
-    <w:p>
-      <w:pPr>
-        <w:rPr>
-          <w:rFonts w:ascii="Times New Roman" w:eastAsiaTheme="minorEastAsia" w:hAnsi="Times New Roman" w:cs="Times New Roman"/>
-          <w:bCs/>
-          <w:sz w:val="24"/>
-        </w:rPr>
-      </w:pPr>
-      <m:oMath>
-        <m:sSub>
-          <m:sSubPr>
-            <m:ctrlPr>
-              <w:rPr>
-                <w:rFonts w:ascii="Cambria Math" w:hAnsi="Cambria Math" w:cs="Times New Roman"/>
-                <w:bCs/>
-                <w:i/>
-                <w:sz w:val="24"/>
-              </w:rPr>
-            </m:ctrlPr>
-          </m:sSubPr>
-          <m:e>
-            <m:r>
-              <w:rPr>
-                <w:rFonts w:ascii="Cambria Math" w:hAnsi="Cambria Math" w:cs="Times New Roman"/>
-                <w:sz w:val="24"/>
-              </w:rPr>
-              <m:t>A</m:t>
-            </m:r>
-          </m:e>
-          <m:sub>
-            <m:r>
-              <w:rPr>
-                <w:rFonts w:ascii="Cambria Math" w:hAnsi="Cambria Math" w:cs="Times New Roman"/>
-                <w:sz w:val="24"/>
-              </w:rPr>
-              <m:t>2</m:t>
-            </m:r>
-          </m:sub>
-        </m:sSub>
-      </m:oMath>
-      <w:r>
-        <w:rPr>
-          <w:rFonts w:ascii="Times New Roman" w:eastAsiaTheme="minorEastAsia" w:hAnsi="Times New Roman" w:cs="Times New Roman"/>
-          <w:bCs/>
-          <w:sz w:val="24"/>
-        </w:rPr>
-        <w:t xml:space="preserve"> </w:t>
-      </w:r>
-      <m:oMath>
-        <m:r>
-          <w:rPr>
-            <w:rFonts w:ascii="Cambria Math" w:eastAsiaTheme="minorEastAsia" w:hAnsi="Cambria Math" w:cs="Times New Roman"/>
-            <w:sz w:val="24"/>
-          </w:rPr>
-          <m:t>⊂</m:t>
-        </m:r>
-      </m:oMath>
-      <w:r>
-        <w:rPr>
-          <w:rFonts w:ascii="Times New Roman" w:eastAsiaTheme="minorEastAsia" w:hAnsi="Times New Roman" w:cs="Times New Roman"/>
-          <w:bCs/>
-          <w:sz w:val="24"/>
-        </w:rPr>
-        <w:t xml:space="preserve"> </w:t>
-      </w:r>
-      <m:oMath>
-        <m:sSub>
-          <m:sSubPr>
-            <m:ctrlPr>
-              <w:rPr>
-                <w:rFonts w:ascii="Cambria Math" w:eastAsiaTheme="minorEastAsia" w:hAnsi="Cambria Math" w:cs="Times New Roman"/>
-                <w:bCs/>
-                <w:i/>
-                <w:iCs/>
-                <w:sz w:val="24"/>
-              </w:rPr>
-            </m:ctrlPr>
-          </m:sSubPr>
-          <m:e>
-            <m:r>
-              <m:rPr>
-                <m:scr m:val="double-struck"/>
-              </m:rPr>
-              <w:rPr>
-                <w:rFonts w:ascii="Cambria Math" w:eastAsiaTheme="minorEastAsia" w:hAnsi="Cambria Math" w:cs="Times New Roman"/>
-                <w:sz w:val="24"/>
-              </w:rPr>
-              <m:t>Z</m:t>
-            </m:r>
-          </m:e>
-          <m:sub>
-            <m:r>
-              <w:rPr>
-                <w:rFonts w:ascii="Cambria Math" w:eastAsiaTheme="minorEastAsia" w:hAnsi="Cambria Math" w:cs="Times New Roman"/>
-                <w:sz w:val="24"/>
-              </w:rPr>
-              <m:t>10</m:t>
-            </m:r>
-          </m:sub>
-        </m:sSub>
-      </m:oMath>
-      <w:r>
-        <w:rPr>
-          <w:rFonts w:ascii="Times New Roman" w:eastAsiaTheme="minorEastAsia" w:hAnsi="Times New Roman" w:cs="Times New Roman"/>
-          <w:bCs/>
-          <w:sz w:val="24"/>
-        </w:rPr>
-        <w:t>.</w:t>
-      </w:r>
-    </w:p>
-    <w:p>
-      <w:pPr>
-        <w:rPr>
-          <w:rFonts w:ascii="Times New Roman" w:eastAsiaTheme="minorEastAsia" w:hAnsi="Times New Roman" w:cs="Times New Roman"/>
-          <w:bCs/>
-          <w:sz w:val="24"/>
-        </w:rPr>
-      </w:pPr>
-    </w:p>
-    <w:p>
-      <w:pPr>
-        <w:rPr>
-          <w:rFonts w:ascii="Times New Roman" w:hAnsi="Times New Roman" w:cs="Times New Roman"/>
-          <w:bCs/>
-          <w:sz w:val="24"/>
-        </w:rPr>
-      </w:pPr>
-      <w:r>
-        <w:rPr>
-          <w:rFonts w:ascii="Times New Roman" w:hAnsi="Times New Roman" w:cs="Times New Roman"/>
-          <w:bCs/>
-          <w:sz w:val="24"/>
-          <w:u w:val="single"/>
-        </w:rPr>
-        <w:t>Cerradura:</w:t>
-      </w:r>
-      <w:r>
-        <w:rPr>
-          <w:rFonts w:ascii="Times New Roman" w:hAnsi="Times New Roman" w:cs="Times New Roman"/>
-          <w:bCs/>
-          <w:sz w:val="24"/>
-        </w:rPr>
-        <w:t xml:space="preserve"> Para cada a, b </w:t>
+          <w:iCs/>
+          <w:sz w:val="24"/>
+        </w:rPr>
+        <w:t xml:space="preserve">, (a + b) mod 10 </w:t>
       </w:r>
       <m:oMath>
         <m:r>
@@ -14232,6 +14240,7 @@
         <w:rPr>
           <w:rFonts w:ascii="Times New Roman" w:eastAsiaTheme="minorEastAsia" w:hAnsi="Times New Roman" w:cs="Times New Roman"/>
           <w:bCs/>
+          <w:iCs/>
           <w:sz w:val="24"/>
         </w:rPr>
         <w:t xml:space="preserve"> </w:t>
@@ -14275,7 +14284,268 @@
           <w:iCs/>
           <w:sz w:val="24"/>
         </w:rPr>
-        <w:t xml:space="preserve">, (a + b) mod 10 </w:t>
+        <w:t>.</w:t>
+      </w:r>
+    </w:p>
+    <w:p>
+      <w:pPr>
+        <w:rPr>
+          <w:rFonts w:ascii="Times New Roman" w:hAnsi="Times New Roman" w:cs="Times New Roman"/>
+          <w:bCs/>
+          <w:sz w:val="24"/>
+        </w:rPr>
+      </w:pPr>
+    </w:p>
+    <w:p>
+      <w:pPr>
+        <w:rPr>
+          <w:rFonts w:ascii="Times New Roman" w:eastAsiaTheme="minorEastAsia" w:hAnsi="Times New Roman" w:cs="Times New Roman"/>
+          <w:bCs/>
+          <w:iCs/>
+          <w:sz w:val="24"/>
+        </w:rPr>
+      </w:pPr>
+      <w:r>
+        <w:rPr>
+          <w:rFonts w:ascii="Times New Roman" w:hAnsi="Times New Roman" w:cs="Times New Roman"/>
+          <w:bCs/>
+          <w:sz w:val="24"/>
+          <w:u w:val="single"/>
+        </w:rPr>
+        <w:t>Asociatividad:</w:t>
+      </w:r>
+      <w:r>
+        <w:rPr>
+          <w:rFonts w:ascii="Times New Roman" w:hAnsi="Times New Roman" w:cs="Times New Roman"/>
+          <w:bCs/>
+          <w:sz w:val="24"/>
+        </w:rPr>
+        <w:t xml:space="preserve"> La operación + en </w:t>
+      </w:r>
+      <m:oMath>
+        <m:sSub>
+          <m:sSubPr>
+            <m:ctrlPr>
+              <w:rPr>
+                <w:rFonts w:ascii="Cambria Math" w:hAnsi="Cambria Math" w:cs="Times New Roman"/>
+                <w:bCs/>
+                <w:i/>
+                <w:sz w:val="24"/>
+              </w:rPr>
+            </m:ctrlPr>
+          </m:sSubPr>
+          <m:e>
+            <m:r>
+              <w:rPr>
+                <w:rFonts w:ascii="Cambria Math" w:hAnsi="Cambria Math" w:cs="Times New Roman"/>
+                <w:sz w:val="24"/>
+              </w:rPr>
+              <m:t>A</m:t>
+            </m:r>
+          </m:e>
+          <m:sub>
+            <m:r>
+              <w:rPr>
+                <w:rFonts w:ascii="Cambria Math" w:hAnsi="Cambria Math" w:cs="Times New Roman"/>
+                <w:sz w:val="24"/>
+              </w:rPr>
+              <m:t>2</m:t>
+            </m:r>
+          </m:sub>
+        </m:sSub>
+      </m:oMath>
+      <w:r>
+        <w:rPr>
+          <w:rFonts w:ascii="Times New Roman" w:eastAsiaTheme="minorEastAsia" w:hAnsi="Times New Roman" w:cs="Times New Roman"/>
+          <w:bCs/>
+          <w:iCs/>
+          <w:sz w:val="24"/>
+        </w:rPr>
+        <w:t xml:space="preserve"> es asociativa porque se hereda del grupo original (</w:t>
+      </w:r>
+      <m:oMath>
+        <m:sSub>
+          <m:sSubPr>
+            <m:ctrlPr>
+              <w:rPr>
+                <w:rFonts w:ascii="Cambria Math" w:hAnsi="Cambria Math" w:cs="Times New Roman"/>
+                <w:bCs/>
+                <w:i/>
+                <w:sz w:val="24"/>
+              </w:rPr>
+            </m:ctrlPr>
+          </m:sSubPr>
+          <m:e>
+            <m:r>
+              <m:rPr>
+                <m:scr m:val="double-struck"/>
+              </m:rPr>
+              <w:rPr>
+                <w:rFonts w:ascii="Cambria Math" w:hAnsi="Cambria Math" w:cs="Times New Roman"/>
+                <w:sz w:val="24"/>
+              </w:rPr>
+              <m:t>Z</m:t>
+            </m:r>
+          </m:e>
+          <m:sub>
+            <m:r>
+              <w:rPr>
+                <w:rFonts w:ascii="Cambria Math" w:hAnsi="Cambria Math" w:cs="Times New Roman"/>
+                <w:sz w:val="24"/>
+              </w:rPr>
+              <m:t>10</m:t>
+            </m:r>
+          </m:sub>
+        </m:sSub>
+      </m:oMath>
+      <w:r>
+        <w:rPr>
+          <w:rFonts w:ascii="Times New Roman" w:eastAsiaTheme="minorEastAsia" w:hAnsi="Times New Roman" w:cs="Times New Roman"/>
+          <w:sz w:val="24"/>
+        </w:rPr>
+        <w:t>, +</w:t>
+      </w:r>
+      <w:r>
+        <w:rPr>
+          <w:rFonts w:ascii="Times New Roman" w:eastAsiaTheme="minorEastAsia" w:hAnsi="Times New Roman" w:cs="Times New Roman"/>
+          <w:bCs/>
+          <w:iCs/>
+          <w:sz w:val="24"/>
+        </w:rPr>
+        <w:t>).</w:t>
+      </w:r>
+    </w:p>
+    <w:p>
+      <w:pPr>
+        <w:rPr>
+          <w:rFonts w:ascii="Times New Roman" w:hAnsi="Times New Roman" w:cs="Times New Roman"/>
+          <w:bCs/>
+          <w:sz w:val="24"/>
+        </w:rPr>
+      </w:pPr>
+    </w:p>
+    <w:p>
+      <w:pPr>
+        <w:rPr>
+          <w:rFonts w:ascii="Times New Roman" w:eastAsiaTheme="minorEastAsia" w:hAnsi="Times New Roman" w:cs="Times New Roman"/>
+          <w:bCs/>
+          <w:sz w:val="24"/>
+        </w:rPr>
+      </w:pPr>
+      <w:r>
+        <w:rPr>
+          <w:rFonts w:ascii="Times New Roman" w:hAnsi="Times New Roman" w:cs="Times New Roman"/>
+          <w:bCs/>
+          <w:sz w:val="24"/>
+          <w:u w:val="single"/>
+        </w:rPr>
+        <w:t>Elemento neutro:</w:t>
+      </w:r>
+      <w:r>
+        <w:rPr>
+          <w:rFonts w:ascii="Times New Roman" w:hAnsi="Times New Roman" w:cs="Times New Roman"/>
+          <w:bCs/>
+          <w:sz w:val="24"/>
+        </w:rPr>
+        <w:t xml:space="preserve"> El elemento neutro de + en</w:t>
+      </w:r>
+      <w:r>
+        <w:rPr>
+          <w:rFonts w:ascii="Times New Roman" w:eastAsiaTheme="minorEastAsia" w:hAnsi="Times New Roman" w:cs="Times New Roman"/>
+          <w:bCs/>
+          <w:sz w:val="24"/>
+        </w:rPr>
+        <w:t xml:space="preserve"> </w:t>
+      </w:r>
+      <m:oMath>
+        <m:sSub>
+          <m:sSubPr>
+            <m:ctrlPr>
+              <w:rPr>
+                <w:rFonts w:ascii="Cambria Math" w:hAnsi="Cambria Math" w:cs="Times New Roman"/>
+                <w:bCs/>
+                <w:i/>
+                <w:sz w:val="24"/>
+              </w:rPr>
+            </m:ctrlPr>
+          </m:sSubPr>
+          <m:e>
+            <m:r>
+              <m:rPr>
+                <m:scr m:val="double-struck"/>
+              </m:rPr>
+              <w:rPr>
+                <w:rFonts w:ascii="Cambria Math" w:hAnsi="Cambria Math" w:cs="Times New Roman"/>
+                <w:sz w:val="24"/>
+              </w:rPr>
+              <m:t>Z</m:t>
+            </m:r>
+          </m:e>
+          <m:sub>
+            <m:r>
+              <w:rPr>
+                <w:rFonts w:ascii="Cambria Math" w:hAnsi="Cambria Math" w:cs="Times New Roman"/>
+                <w:sz w:val="24"/>
+              </w:rPr>
+              <m:t>10</m:t>
+            </m:r>
+          </m:sub>
+        </m:sSub>
+      </m:oMath>
+      <w:r>
+        <w:rPr>
+          <w:rFonts w:ascii="Times New Roman" w:eastAsiaTheme="minorEastAsia" w:hAnsi="Times New Roman" w:cs="Times New Roman"/>
+          <w:sz w:val="24"/>
+        </w:rPr>
+        <w:t xml:space="preserve"> también existe en</w:t>
+      </w:r>
+      <w:r>
+        <w:rPr>
+          <w:rFonts w:ascii="Times New Roman" w:eastAsiaTheme="minorEastAsia" w:hAnsi="Times New Roman" w:cs="Times New Roman"/>
+          <w:bCs/>
+          <w:sz w:val="24"/>
+        </w:rPr>
+        <w:t xml:space="preserve"> </w:t>
+      </w:r>
+      <m:oMath>
+        <m:sSub>
+          <m:sSubPr>
+            <m:ctrlPr>
+              <w:rPr>
+                <w:rFonts w:ascii="Cambria Math" w:hAnsi="Cambria Math" w:cs="Times New Roman"/>
+                <w:bCs/>
+                <w:i/>
+                <w:sz w:val="24"/>
+              </w:rPr>
+            </m:ctrlPr>
+          </m:sSubPr>
+          <m:e>
+            <m:r>
+              <w:rPr>
+                <w:rFonts w:ascii="Cambria Math" w:hAnsi="Cambria Math" w:cs="Times New Roman"/>
+                <w:sz w:val="24"/>
+              </w:rPr>
+              <m:t>A</m:t>
+            </m:r>
+          </m:e>
+          <m:sub>
+            <m:r>
+              <w:rPr>
+                <w:rFonts w:ascii="Cambria Math" w:hAnsi="Cambria Math" w:cs="Times New Roman"/>
+                <w:sz w:val="24"/>
+              </w:rPr>
+              <m:t>2</m:t>
+            </m:r>
+          </m:sub>
+        </m:sSub>
+      </m:oMath>
+      <w:r>
+        <w:rPr>
+          <w:rFonts w:ascii="Times New Roman" w:eastAsiaTheme="minorEastAsia" w:hAnsi="Times New Roman" w:cs="Times New Roman"/>
+          <w:bCs/>
+          <w:sz w:val="24"/>
+        </w:rPr>
+        <w:t xml:space="preserve">. En particular, 0 </w:t>
       </w:r>
       <m:oMath>
         <m:r>
@@ -14290,7 +14560,6 @@
         <w:rPr>
           <w:rFonts w:ascii="Times New Roman" w:eastAsiaTheme="minorEastAsia" w:hAnsi="Times New Roman" w:cs="Times New Roman"/>
           <w:bCs/>
-          <w:iCs/>
           <w:sz w:val="24"/>
         </w:rPr>
         <w:t xml:space="preserve"> </w:t>
@@ -14331,7 +14600,6 @@
         <w:rPr>
           <w:rFonts w:ascii="Times New Roman" w:eastAsiaTheme="minorEastAsia" w:hAnsi="Times New Roman" w:cs="Times New Roman"/>
           <w:bCs/>
-          <w:iCs/>
           <w:sz w:val="24"/>
         </w:rPr>
         <w:t>.</w:t>
@@ -14349,9 +14617,8 @@
     <w:p>
       <w:pPr>
         <w:rPr>
-          <w:rFonts w:ascii="Times New Roman" w:eastAsiaTheme="minorEastAsia" w:hAnsi="Times New Roman" w:cs="Times New Roman"/>
-          <w:bCs/>
-          <w:iCs/>
+          <w:rFonts w:ascii="Times New Roman" w:hAnsi="Times New Roman" w:cs="Times New Roman"/>
+          <w:bCs/>
           <w:sz w:val="24"/>
         </w:rPr>
       </w:pPr>
@@ -14362,240 +14629,23 @@
           <w:sz w:val="24"/>
           <w:u w:val="single"/>
         </w:rPr>
-        <w:t>Asociatividad:</w:t>
-      </w:r>
-      <w:r>
-        <w:rPr>
-          <w:rFonts w:ascii="Times New Roman" w:hAnsi="Times New Roman" w:cs="Times New Roman"/>
-          <w:bCs/>
-          <w:sz w:val="24"/>
-        </w:rPr>
-        <w:t xml:space="preserve"> La operación + en </w:t>
-      </w:r>
-      <m:oMath>
-        <m:sSub>
-          <m:sSubPr>
-            <m:ctrlPr>
-              <w:rPr>
-                <w:rFonts w:ascii="Cambria Math" w:hAnsi="Cambria Math" w:cs="Times New Roman"/>
-                <w:bCs/>
-                <w:i/>
-                <w:sz w:val="24"/>
-              </w:rPr>
-            </m:ctrlPr>
-          </m:sSubPr>
-          <m:e>
-            <m:r>
-              <w:rPr>
-                <w:rFonts w:ascii="Cambria Math" w:hAnsi="Cambria Math" w:cs="Times New Roman"/>
-                <w:sz w:val="24"/>
-              </w:rPr>
-              <m:t>A</m:t>
-            </m:r>
-          </m:e>
-          <m:sub>
-            <m:r>
-              <w:rPr>
-                <w:rFonts w:ascii="Cambria Math" w:hAnsi="Cambria Math" w:cs="Times New Roman"/>
-                <w:sz w:val="24"/>
-              </w:rPr>
-              <m:t>2</m:t>
-            </m:r>
-          </m:sub>
-        </m:sSub>
-      </m:oMath>
-      <w:r>
-        <w:rPr>
-          <w:rFonts w:ascii="Times New Roman" w:eastAsiaTheme="minorEastAsia" w:hAnsi="Times New Roman" w:cs="Times New Roman"/>
-          <w:bCs/>
-          <w:iCs/>
-          <w:sz w:val="24"/>
-        </w:rPr>
-        <w:t xml:space="preserve"> es asociativa porque se hereda del grupo original (</w:t>
-      </w:r>
-      <m:oMath>
-        <m:sSub>
-          <m:sSubPr>
-            <m:ctrlPr>
-              <w:rPr>
-                <w:rFonts w:ascii="Cambria Math" w:hAnsi="Cambria Math" w:cs="Times New Roman"/>
-                <w:bCs/>
-                <w:i/>
-                <w:sz w:val="24"/>
-              </w:rPr>
-            </m:ctrlPr>
-          </m:sSubPr>
-          <m:e>
-            <m:r>
-              <m:rPr>
-                <m:scr m:val="double-struck"/>
-              </m:rPr>
-              <w:rPr>
-                <w:rFonts w:ascii="Cambria Math" w:hAnsi="Cambria Math" w:cs="Times New Roman"/>
-                <w:sz w:val="24"/>
-              </w:rPr>
-              <m:t>Z</m:t>
-            </m:r>
-          </m:e>
-          <m:sub>
-            <m:r>
-              <w:rPr>
-                <w:rFonts w:ascii="Cambria Math" w:hAnsi="Cambria Math" w:cs="Times New Roman"/>
-                <w:sz w:val="24"/>
-              </w:rPr>
-              <m:t>10</m:t>
-            </m:r>
-          </m:sub>
-        </m:sSub>
-      </m:oMath>
-      <w:r>
-        <w:rPr>
-          <w:rFonts w:ascii="Times New Roman" w:eastAsiaTheme="minorEastAsia" w:hAnsi="Times New Roman" w:cs="Times New Roman"/>
-          <w:sz w:val="24"/>
-        </w:rPr>
-        <w:t>, +</w:t>
-      </w:r>
-      <w:r>
-        <w:rPr>
-          <w:rFonts w:ascii="Times New Roman" w:eastAsiaTheme="minorEastAsia" w:hAnsi="Times New Roman" w:cs="Times New Roman"/>
-          <w:bCs/>
-          <w:iCs/>
-          <w:sz w:val="24"/>
-        </w:rPr>
-        <w:t>).</w:t>
-      </w:r>
-    </w:p>
-    <w:p>
-      <w:pPr>
-        <w:rPr>
-          <w:rFonts w:ascii="Times New Roman" w:hAnsi="Times New Roman" w:cs="Times New Roman"/>
-          <w:bCs/>
-          <w:sz w:val="24"/>
-        </w:rPr>
-      </w:pPr>
-    </w:p>
-    <w:p>
-      <w:pPr>
-        <w:rPr>
-          <w:rFonts w:ascii="Times New Roman" w:eastAsiaTheme="minorEastAsia" w:hAnsi="Times New Roman" w:cs="Times New Roman"/>
-          <w:bCs/>
-          <w:sz w:val="24"/>
-        </w:rPr>
-      </w:pPr>
-      <w:r>
-        <w:rPr>
-          <w:rFonts w:ascii="Times New Roman" w:hAnsi="Times New Roman" w:cs="Times New Roman"/>
-          <w:bCs/>
-          <w:sz w:val="24"/>
-          <w:u w:val="single"/>
-        </w:rPr>
-        <w:t>Elemento neutro:</w:t>
-      </w:r>
-      <w:r>
-        <w:rPr>
-          <w:rFonts w:ascii="Times New Roman" w:hAnsi="Times New Roman" w:cs="Times New Roman"/>
-          <w:bCs/>
-          <w:sz w:val="24"/>
-        </w:rPr>
-        <w:t xml:space="preserve"> El elemento neutro de + en</w:t>
-      </w:r>
-      <w:r>
-        <w:rPr>
-          <w:rFonts w:ascii="Times New Roman" w:eastAsiaTheme="minorEastAsia" w:hAnsi="Times New Roman" w:cs="Times New Roman"/>
+        <w:t>Inversos:</w:t>
+      </w:r>
+      <w:r>
+        <w:rPr>
+          <w:rFonts w:ascii="Times New Roman" w:hAnsi="Times New Roman" w:cs="Times New Roman"/>
           <w:bCs/>
           <w:sz w:val="24"/>
         </w:rPr>
         <w:t xml:space="preserve"> </w:t>
       </w:r>
-      <m:oMath>
-        <m:sSub>
-          <m:sSubPr>
-            <m:ctrlPr>
-              <w:rPr>
-                <w:rFonts w:ascii="Cambria Math" w:hAnsi="Cambria Math" w:cs="Times New Roman"/>
-                <w:bCs/>
-                <w:i/>
-                <w:sz w:val="24"/>
-              </w:rPr>
-            </m:ctrlPr>
-          </m:sSubPr>
-          <m:e>
-            <m:r>
-              <m:rPr>
-                <m:scr m:val="double-struck"/>
-              </m:rPr>
-              <w:rPr>
-                <w:rFonts w:ascii="Cambria Math" w:hAnsi="Cambria Math" w:cs="Times New Roman"/>
-                <w:sz w:val="24"/>
-              </w:rPr>
-              <m:t>Z</m:t>
-            </m:r>
-          </m:e>
-          <m:sub>
-            <m:r>
-              <w:rPr>
-                <w:rFonts w:ascii="Cambria Math" w:hAnsi="Cambria Math" w:cs="Times New Roman"/>
-                <w:sz w:val="24"/>
-              </w:rPr>
-              <m:t>10</m:t>
-            </m:r>
-          </m:sub>
-        </m:sSub>
-      </m:oMath>
-      <w:r>
-        <w:rPr>
-          <w:rFonts w:ascii="Times New Roman" w:eastAsiaTheme="minorEastAsia" w:hAnsi="Times New Roman" w:cs="Times New Roman"/>
-          <w:sz w:val="24"/>
-        </w:rPr>
-        <w:t xml:space="preserve"> también existe en</w:t>
-      </w:r>
-      <w:r>
-        <w:rPr>
-          <w:rFonts w:ascii="Times New Roman" w:eastAsiaTheme="minorEastAsia" w:hAnsi="Times New Roman" w:cs="Times New Roman"/>
-          <w:bCs/>
-          <w:sz w:val="24"/>
-        </w:rPr>
-        <w:t xml:space="preserve"> </w:t>
-      </w:r>
-      <m:oMath>
-        <m:sSub>
-          <m:sSubPr>
-            <m:ctrlPr>
-              <w:rPr>
-                <w:rFonts w:ascii="Cambria Math" w:hAnsi="Cambria Math" w:cs="Times New Roman"/>
-                <w:bCs/>
-                <w:i/>
-                <w:sz w:val="24"/>
-              </w:rPr>
-            </m:ctrlPr>
-          </m:sSubPr>
-          <m:e>
-            <m:r>
-              <w:rPr>
-                <w:rFonts w:ascii="Cambria Math" w:hAnsi="Cambria Math" w:cs="Times New Roman"/>
-                <w:sz w:val="24"/>
-              </w:rPr>
-              <m:t>A</m:t>
-            </m:r>
-          </m:e>
-          <m:sub>
-            <m:r>
-              <w:rPr>
-                <w:rFonts w:ascii="Cambria Math" w:hAnsi="Cambria Math" w:cs="Times New Roman"/>
-                <w:sz w:val="24"/>
-              </w:rPr>
-              <m:t>2</m:t>
-            </m:r>
-          </m:sub>
-        </m:sSub>
-      </m:oMath>
-      <w:r>
-        <w:rPr>
-          <w:rFonts w:ascii="Times New Roman" w:eastAsiaTheme="minorEastAsia" w:hAnsi="Times New Roman" w:cs="Times New Roman"/>
-          <w:bCs/>
-          <w:sz w:val="24"/>
-        </w:rPr>
-        <w:t xml:space="preserve">. En particular, 0 </w:t>
+      <w:r>
+        <w:rPr>
+          <w:rFonts w:ascii="Times New Roman" w:eastAsiaTheme="minorEastAsia" w:hAnsi="Times New Roman" w:cs="Times New Roman"/>
+          <w:bCs/>
+          <w:sz w:val="24"/>
+        </w:rPr>
+        <w:t xml:space="preserve">Un elemento a </w:t>
       </w:r>
       <m:oMath>
         <m:r>
@@ -14652,50 +14702,7 @@
           <w:bCs/>
           <w:sz w:val="24"/>
         </w:rPr>
-        <w:t>.</w:t>
-      </w:r>
-    </w:p>
-    <w:p>
-      <w:pPr>
-        <w:rPr>
-          <w:rFonts w:ascii="Times New Roman" w:hAnsi="Times New Roman" w:cs="Times New Roman"/>
-          <w:bCs/>
-          <w:sz w:val="24"/>
-        </w:rPr>
-      </w:pPr>
-    </w:p>
-    <w:p>
-      <w:pPr>
-        <w:rPr>
-          <w:rFonts w:ascii="Times New Roman" w:hAnsi="Times New Roman" w:cs="Times New Roman"/>
-          <w:bCs/>
-          <w:sz w:val="24"/>
-        </w:rPr>
-      </w:pPr>
-      <w:r>
-        <w:rPr>
-          <w:rFonts w:ascii="Times New Roman" w:hAnsi="Times New Roman" w:cs="Times New Roman"/>
-          <w:bCs/>
-          <w:sz w:val="24"/>
-          <w:u w:val="single"/>
-        </w:rPr>
-        <w:t>Inversos:</w:t>
-      </w:r>
-      <w:r>
-        <w:rPr>
-          <w:rFonts w:ascii="Times New Roman" w:hAnsi="Times New Roman" w:cs="Times New Roman"/>
-          <w:bCs/>
-          <w:sz w:val="24"/>
-        </w:rPr>
-        <w:t xml:space="preserve"> </w:t>
-      </w:r>
-      <w:r>
-        <w:rPr>
-          <w:rFonts w:ascii="Times New Roman" w:eastAsiaTheme="minorEastAsia" w:hAnsi="Times New Roman" w:cs="Times New Roman"/>
-          <w:bCs/>
-          <w:sz w:val="24"/>
-        </w:rPr>
-        <w:t xml:space="preserve">Un elemento a </w:t>
+        <w:t xml:space="preserve"> tiene inverso si existe a´ </w:t>
       </w:r>
       <m:oMath>
         <m:r>
@@ -14752,7 +14759,39 @@
           <w:bCs/>
           <w:sz w:val="24"/>
         </w:rPr>
-        <w:t xml:space="preserve"> tiene inverso si existe a´ </w:t>
+        <w:t xml:space="preserve"> tal que (a + a´) mod 10= (a´ + a) mod 10= e. En particular, el inverso de </w:t>
+      </w:r>
+      <w:r>
+        <w:rPr>
+          <w:rFonts w:ascii="Times New Roman" w:eastAsiaTheme="minorEastAsia" w:hAnsi="Times New Roman" w:cs="Times New Roman"/>
+          <w:bCs/>
+          <w:sz w:val="24"/>
+        </w:rPr>
+        <w:t>2</w:t>
+      </w:r>
+      <w:r>
+        <w:rPr>
+          <w:rFonts w:ascii="Times New Roman" w:eastAsiaTheme="minorEastAsia" w:hAnsi="Times New Roman" w:cs="Times New Roman"/>
+          <w:bCs/>
+          <w:sz w:val="24"/>
+        </w:rPr>
+        <w:t xml:space="preserve"> es </w:t>
+      </w:r>
+      <w:r>
+        <w:rPr>
+          <w:rFonts w:ascii="Times New Roman" w:eastAsiaTheme="minorEastAsia" w:hAnsi="Times New Roman" w:cs="Times New Roman"/>
+          <w:bCs/>
+          <w:sz w:val="24"/>
+        </w:rPr>
+        <w:t>8</w:t>
+      </w:r>
+      <w:r>
+        <w:rPr>
+          <w:rFonts w:ascii="Times New Roman" w:eastAsiaTheme="minorEastAsia" w:hAnsi="Times New Roman" w:cs="Times New Roman"/>
+          <w:bCs/>
+          <w:sz w:val="24"/>
+        </w:rPr>
+        <w:t xml:space="preserve"> </w:t>
       </w:r>
       <m:oMath>
         <m:r>
@@ -14779,6 +14818,7 @@
                 <w:rFonts w:ascii="Cambria Math" w:hAnsi="Cambria Math" w:cs="Times New Roman"/>
                 <w:bCs/>
                 <w:i/>
+                <w:iCs/>
                 <w:sz w:val="24"/>
               </w:rPr>
             </m:ctrlPr>
@@ -14807,9 +14847,18 @@
         <w:rPr>
           <w:rFonts w:ascii="Times New Roman" w:eastAsiaTheme="minorEastAsia" w:hAnsi="Times New Roman" w:cs="Times New Roman"/>
           <w:bCs/>
-          <w:sz w:val="24"/>
-        </w:rPr>
-        <w:t xml:space="preserve"> tal que (a + a´) mod 10= (a´ + a) mod 10= e. En particular, el inverso de 0 es 0 </w:t>
+          <w:iCs/>
+          <w:sz w:val="24"/>
+        </w:rPr>
+        <w:t xml:space="preserve">, </w:t>
+      </w:r>
+      <w:r>
+        <w:rPr>
+          <w:rFonts w:ascii="Times New Roman" w:eastAsiaTheme="minorEastAsia" w:hAnsi="Times New Roman" w:cs="Times New Roman"/>
+          <w:bCs/>
+          <w:sz w:val="24"/>
+        </w:rPr>
+        <w:t xml:space="preserve">el inverso de 4 es 6 </w:t>
       </w:r>
       <m:oMath>
         <m:r>
@@ -14865,49 +14914,18 @@
         <w:rPr>
           <w:rFonts w:ascii="Times New Roman" w:eastAsiaTheme="minorEastAsia" w:hAnsi="Times New Roman" w:cs="Times New Roman"/>
           <w:bCs/>
-          <w:sz w:val="24"/>
-        </w:rPr>
-        <w:t>,</w:t>
-      </w:r>
-      <w:r>
-        <w:rPr>
-          <w:rFonts w:ascii="Times New Roman" w:eastAsiaTheme="minorEastAsia" w:hAnsi="Times New Roman" w:cs="Times New Roman"/>
-          <w:bCs/>
-          <w:sz w:val="24"/>
-        </w:rPr>
-        <w:t xml:space="preserve"> el inverso de </w:t>
-      </w:r>
-      <w:r>
-        <w:rPr>
-          <w:rFonts w:ascii="Times New Roman" w:eastAsiaTheme="minorEastAsia" w:hAnsi="Times New Roman" w:cs="Times New Roman"/>
-          <w:bCs/>
-          <w:sz w:val="24"/>
-        </w:rPr>
-        <w:t>2</w:t>
-      </w:r>
-      <w:r>
-        <w:rPr>
-          <w:rFonts w:ascii="Times New Roman" w:eastAsiaTheme="minorEastAsia" w:hAnsi="Times New Roman" w:cs="Times New Roman"/>
-          <w:bCs/>
-          <w:sz w:val="24"/>
-        </w:rPr>
-        <w:t xml:space="preserve"> es </w:t>
-      </w:r>
-      <w:r>
-        <w:rPr>
-          <w:rFonts w:ascii="Times New Roman" w:eastAsiaTheme="minorEastAsia" w:hAnsi="Times New Roman" w:cs="Times New Roman"/>
-          <w:bCs/>
-          <w:sz w:val="24"/>
-        </w:rPr>
-        <w:t>8</w:t>
-      </w:r>
-      <w:r>
-        <w:rPr>
-          <w:rFonts w:ascii="Times New Roman" w:eastAsiaTheme="minorEastAsia" w:hAnsi="Times New Roman" w:cs="Times New Roman"/>
-          <w:bCs/>
-          <w:sz w:val="24"/>
-        </w:rPr>
-        <w:t xml:space="preserve"> </w:t>
+          <w:iCs/>
+          <w:sz w:val="24"/>
+        </w:rPr>
+        <w:t xml:space="preserve">, </w:t>
+      </w:r>
+      <w:r>
+        <w:rPr>
+          <w:rFonts w:ascii="Times New Roman" w:eastAsiaTheme="minorEastAsia" w:hAnsi="Times New Roman" w:cs="Times New Roman"/>
+          <w:bCs/>
+          <w:sz w:val="24"/>
+        </w:rPr>
+        <w:t xml:space="preserve">el inverso de 6 es 4 </w:t>
       </w:r>
       <m:oMath>
         <m:r>
@@ -14966,15 +14984,15 @@
           <w:iCs/>
           <w:sz w:val="24"/>
         </w:rPr>
-        <w:t xml:space="preserve">, </w:t>
-      </w:r>
-      <w:r>
-        <w:rPr>
-          <w:rFonts w:ascii="Times New Roman" w:eastAsiaTheme="minorEastAsia" w:hAnsi="Times New Roman" w:cs="Times New Roman"/>
-          <w:bCs/>
-          <w:sz w:val="24"/>
-        </w:rPr>
-        <w:t xml:space="preserve">el inverso de 4 es 6 </w:t>
+        <w:t xml:space="preserve"> y </w:t>
+      </w:r>
+      <w:r>
+        <w:rPr>
+          <w:rFonts w:ascii="Times New Roman" w:eastAsiaTheme="minorEastAsia" w:hAnsi="Times New Roman" w:cs="Times New Roman"/>
+          <w:bCs/>
+          <w:sz w:val="24"/>
+        </w:rPr>
+        <w:t xml:space="preserve">el inverso de 8 es 2 </w:t>
       </w:r>
       <m:oMath>
         <m:r>
@@ -15030,18 +15048,9 @@
         <w:rPr>
           <w:rFonts w:ascii="Times New Roman" w:eastAsiaTheme="minorEastAsia" w:hAnsi="Times New Roman" w:cs="Times New Roman"/>
           <w:bCs/>
-          <w:iCs/>
-          <w:sz w:val="24"/>
-        </w:rPr>
-        <w:t xml:space="preserve">, </w:t>
-      </w:r>
-      <w:r>
-        <w:rPr>
-          <w:rFonts w:ascii="Times New Roman" w:eastAsiaTheme="minorEastAsia" w:hAnsi="Times New Roman" w:cs="Times New Roman"/>
-          <w:bCs/>
-          <w:sz w:val="24"/>
-        </w:rPr>
-        <w:t xml:space="preserve">el inverso de 6 es 4 </w:t>
+          <w:sz w:val="24"/>
+        </w:rPr>
+        <w:t xml:space="preserve">, por lo que existe inverso para todo a </w:t>
       </w:r>
       <m:oMath>
         <m:r>
@@ -15068,7 +15077,6 @@
                 <w:rFonts w:ascii="Cambria Math" w:hAnsi="Cambria Math" w:cs="Times New Roman"/>
                 <w:bCs/>
                 <w:i/>
-                <w:iCs/>
                 <w:sz w:val="24"/>
               </w:rPr>
             </m:ctrlPr>
@@ -15097,126 +15105,10 @@
         <w:rPr>
           <w:rFonts w:ascii="Times New Roman" w:eastAsiaTheme="minorEastAsia" w:hAnsi="Times New Roman" w:cs="Times New Roman"/>
           <w:bCs/>
-          <w:iCs/>
-          <w:sz w:val="24"/>
-        </w:rPr>
-        <w:t xml:space="preserve"> y </w:t>
-      </w:r>
-      <w:r>
-        <w:rPr>
-          <w:rFonts w:ascii="Times New Roman" w:eastAsiaTheme="minorEastAsia" w:hAnsi="Times New Roman" w:cs="Times New Roman"/>
-          <w:bCs/>
-          <w:sz w:val="24"/>
-        </w:rPr>
-        <w:t xml:space="preserve">el inverso de 8 es 2 </w:t>
-      </w:r>
-      <m:oMath>
-        <m:r>
-          <w:rPr>
-            <w:rFonts w:ascii="Cambria Math" w:hAnsi="Cambria Math" w:cs="Times New Roman"/>
-            <w:sz w:val="24"/>
-          </w:rPr>
-          <m:t>∈</m:t>
-        </m:r>
-      </m:oMath>
-      <w:r>
-        <w:rPr>
-          <w:rFonts w:ascii="Times New Roman" w:eastAsiaTheme="minorEastAsia" w:hAnsi="Times New Roman" w:cs="Times New Roman"/>
-          <w:bCs/>
-          <w:sz w:val="24"/>
-        </w:rPr>
-        <w:t xml:space="preserve"> </w:t>
-      </w:r>
-      <m:oMath>
-        <m:sSub>
-          <m:sSubPr>
-            <m:ctrlPr>
-              <w:rPr>
-                <w:rFonts w:ascii="Cambria Math" w:hAnsi="Cambria Math" w:cs="Times New Roman"/>
-                <w:bCs/>
-                <w:i/>
-                <w:iCs/>
-                <w:sz w:val="24"/>
-              </w:rPr>
-            </m:ctrlPr>
-          </m:sSubPr>
-          <m:e>
-            <m:r>
-              <w:rPr>
-                <w:rFonts w:ascii="Cambria Math" w:hAnsi="Cambria Math" w:cs="Times New Roman"/>
-                <w:sz w:val="24"/>
-              </w:rPr>
-              <m:t>A</m:t>
-            </m:r>
-          </m:e>
-          <m:sub>
-            <m:r>
-              <w:rPr>
-                <w:rFonts w:ascii="Cambria Math" w:hAnsi="Cambria Math" w:cs="Times New Roman"/>
-                <w:sz w:val="24"/>
-              </w:rPr>
-              <m:t>2</m:t>
-            </m:r>
-          </m:sub>
-        </m:sSub>
-      </m:oMath>
-      <w:r>
-        <w:rPr>
-          <w:rFonts w:ascii="Times New Roman" w:eastAsiaTheme="minorEastAsia" w:hAnsi="Times New Roman" w:cs="Times New Roman"/>
-          <w:bCs/>
-          <w:sz w:val="24"/>
-        </w:rPr>
-        <w:t xml:space="preserve">, por lo que existe inverso para todo a </w:t>
-      </w:r>
-      <m:oMath>
-        <m:r>
-          <w:rPr>
-            <w:rFonts w:ascii="Cambria Math" w:hAnsi="Cambria Math" w:cs="Times New Roman"/>
-            <w:sz w:val="24"/>
-          </w:rPr>
-          <m:t>∈</m:t>
-        </m:r>
-      </m:oMath>
-      <w:r>
-        <w:rPr>
-          <w:rFonts w:ascii="Times New Roman" w:eastAsiaTheme="minorEastAsia" w:hAnsi="Times New Roman" w:cs="Times New Roman"/>
-          <w:bCs/>
-          <w:sz w:val="24"/>
-        </w:rPr>
-        <w:t xml:space="preserve"> </w:t>
-      </w:r>
-      <m:oMath>
-        <m:sSub>
-          <m:sSubPr>
-            <m:ctrlPr>
-              <w:rPr>
-                <w:rFonts w:ascii="Cambria Math" w:hAnsi="Cambria Math" w:cs="Times New Roman"/>
-                <w:bCs/>
-                <w:i/>
-                <w:sz w:val="24"/>
-              </w:rPr>
-            </m:ctrlPr>
-          </m:sSubPr>
-          <m:e>
-            <m:r>
-              <w:rPr>
-                <w:rFonts w:ascii="Cambria Math" w:hAnsi="Cambria Math" w:cs="Times New Roman"/>
-                <w:sz w:val="24"/>
-              </w:rPr>
-              <m:t>A</m:t>
-            </m:r>
-          </m:e>
-          <m:sub>
-            <m:r>
-              <w:rPr>
-                <w:rFonts w:ascii="Cambria Math" w:hAnsi="Cambria Math" w:cs="Times New Roman"/>
-                <w:sz w:val="24"/>
-              </w:rPr>
-              <m:t>2</m:t>
-            </m:r>
-          </m:sub>
-        </m:sSub>
-      </m:oMath>
+          <w:sz w:val="24"/>
+        </w:rPr>
+        <w:t xml:space="preserve"> \ {0}</w:t>
+      </w:r>
       <w:r>
         <w:rPr>
           <w:rFonts w:ascii="Times New Roman" w:eastAsiaTheme="minorEastAsia" w:hAnsi="Times New Roman" w:cs="Times New Roman"/>
@@ -24390,6 +24282,156 @@
           <w:sz w:val="24"/>
         </w:rPr>
         <w:t>m= 53.</w:t>
+      </w:r>
+    </w:p>
+    <w:p>
+      <w:pPr>
+        <w:rPr>
+          <w:rFonts w:ascii="Times New Roman" w:eastAsiaTheme="minorEastAsia" w:hAnsi="Times New Roman" w:cs="Times New Roman"/>
+          <w:bCs/>
+          <w:sz w:val="24"/>
+        </w:rPr>
+      </w:pPr>
+    </w:p>
+    <w:p>
+      <w:pPr>
+        <w:rPr>
+          <w:rFonts w:ascii="Times New Roman" w:eastAsiaTheme="minorEastAsia" w:hAnsi="Times New Roman" w:cs="Times New Roman"/>
+          <w:bCs/>
+          <w:sz w:val="24"/>
+        </w:rPr>
+      </w:pPr>
+      <w:r>
+        <w:rPr>
+          <w:rFonts w:ascii="Times New Roman" w:eastAsiaTheme="minorEastAsia" w:hAnsi="Times New Roman" w:cs="Times New Roman"/>
+          <w:bCs/>
+          <w:sz w:val="24"/>
+        </w:rPr>
+        <w:t xml:space="preserve">Con n= </w:t>
+      </w:r>
+      <w:r>
+        <w:rPr>
+          <w:rFonts w:ascii="Times New Roman" w:eastAsiaTheme="minorEastAsia" w:hAnsi="Times New Roman" w:cs="Times New Roman"/>
+          <w:bCs/>
+          <w:sz w:val="24"/>
+        </w:rPr>
+        <w:t>3</w:t>
+      </w:r>
+      <w:r>
+        <w:rPr>
+          <w:rFonts w:ascii="Times New Roman" w:eastAsiaTheme="minorEastAsia" w:hAnsi="Times New Roman" w:cs="Times New Roman"/>
+          <w:bCs/>
+          <w:sz w:val="24"/>
+        </w:rPr>
+        <w:t>:</w:t>
+      </w:r>
+    </w:p>
+    <w:p>
+      <w:pPr>
+        <w:rPr>
+          <w:rFonts w:ascii="Times New Roman" w:hAnsi="Times New Roman" w:cs="Times New Roman"/>
+          <w:bCs/>
+          <w:sz w:val="24"/>
+        </w:rPr>
+      </w:pPr>
+    </w:p>
+    <w:p>
+      <w:pPr>
+        <w:rPr>
+          <w:rFonts w:ascii="Times New Roman" w:eastAsiaTheme="minorEastAsia" w:hAnsi="Times New Roman" w:cs="Times New Roman"/>
+          <w:bCs/>
+          <w:sz w:val="24"/>
+        </w:rPr>
+      </w:pPr>
+      <w:r>
+        <w:rPr>
+          <w:rFonts w:ascii="Times New Roman" w:eastAsiaTheme="minorEastAsia" w:hAnsi="Times New Roman" w:cs="Times New Roman"/>
+          <w:bCs/>
+          <w:sz w:val="24"/>
+        </w:rPr>
+        <w:t xml:space="preserve">m= 21 * </w:t>
+      </w:r>
+      <w:r>
+        <w:rPr>
+          <w:rFonts w:ascii="Times New Roman" w:eastAsiaTheme="minorEastAsia" w:hAnsi="Times New Roman" w:cs="Times New Roman"/>
+          <w:bCs/>
+          <w:sz w:val="24"/>
+        </w:rPr>
+        <w:t>3</w:t>
+      </w:r>
+      <w:r>
+        <w:rPr>
+          <w:rFonts w:ascii="Times New Roman" w:eastAsiaTheme="minorEastAsia" w:hAnsi="Times New Roman" w:cs="Times New Roman"/>
+          <w:bCs/>
+          <w:sz w:val="24"/>
+        </w:rPr>
+        <w:t xml:space="preserve"> + 11</w:t>
+      </w:r>
+    </w:p>
+    <w:p>
+      <w:pPr>
+        <w:rPr>
+          <w:rFonts w:ascii="Times New Roman" w:eastAsiaTheme="minorEastAsia" w:hAnsi="Times New Roman" w:cs="Times New Roman"/>
+          <w:bCs/>
+          <w:sz w:val="24"/>
+        </w:rPr>
+      </w:pPr>
+      <w:r>
+        <w:rPr>
+          <w:rFonts w:ascii="Times New Roman" w:eastAsiaTheme="minorEastAsia" w:hAnsi="Times New Roman" w:cs="Times New Roman"/>
+          <w:bCs/>
+          <w:sz w:val="24"/>
+        </w:rPr>
+        <w:t xml:space="preserve">m= </w:t>
+      </w:r>
+      <w:r>
+        <w:rPr>
+          <w:rFonts w:ascii="Times New Roman" w:eastAsiaTheme="minorEastAsia" w:hAnsi="Times New Roman" w:cs="Times New Roman"/>
+          <w:bCs/>
+          <w:sz w:val="24"/>
+        </w:rPr>
+        <w:t>63</w:t>
+      </w:r>
+      <w:r>
+        <w:rPr>
+          <w:rFonts w:ascii="Times New Roman" w:eastAsiaTheme="minorEastAsia" w:hAnsi="Times New Roman" w:cs="Times New Roman"/>
+          <w:bCs/>
+          <w:sz w:val="24"/>
+        </w:rPr>
+        <w:t xml:space="preserve"> + 11</w:t>
+      </w:r>
+    </w:p>
+    <w:p>
+      <w:pPr>
+        <w:rPr>
+          <w:rFonts w:ascii="Times New Roman" w:eastAsiaTheme="minorEastAsia" w:hAnsi="Times New Roman" w:cs="Times New Roman"/>
+          <w:bCs/>
+          <w:sz w:val="24"/>
+        </w:rPr>
+      </w:pPr>
+      <w:r>
+        <w:rPr>
+          <w:rFonts w:ascii="Times New Roman" w:eastAsiaTheme="minorEastAsia" w:hAnsi="Times New Roman" w:cs="Times New Roman"/>
+          <w:bCs/>
+          <w:sz w:val="24"/>
+        </w:rPr>
+        <w:t xml:space="preserve">m= </w:t>
+      </w:r>
+      <w:r>
+        <w:rPr>
+          <w:rFonts w:ascii="Times New Roman" w:eastAsiaTheme="minorEastAsia" w:hAnsi="Times New Roman" w:cs="Times New Roman"/>
+          <w:bCs/>
+          <w:sz w:val="24"/>
+        </w:rPr>
+        <w:t>74</w:t>
+      </w:r>
+      <w:r>
+        <w:rPr>
+          <w:rFonts w:ascii="Times New Roman" w:eastAsiaTheme="minorEastAsia" w:hAnsi="Times New Roman" w:cs="Times New Roman"/>
+          <w:bCs/>
+          <w:sz w:val="24"/>
+        </w:rPr>
+        <w:t>.</w:t>
       </w:r>
     </w:p>
     <w:p>
@@ -30818,25 +30860,7 @@
           <w:iCs/>
           <w:sz w:val="24"/>
         </w:rPr>
-        <w:t xml:space="preserve">, </w:t>
-      </w:r>
-      <w:r>
-        <w:rPr>
-          <w:rFonts w:ascii="Times New Roman" w:eastAsiaTheme="minorEastAsia" w:hAnsi="Times New Roman" w:cs="Times New Roman"/>
-          <w:bCs/>
-          <w:iCs/>
-          <w:sz w:val="24"/>
-        </w:rPr>
-        <w:t>por contradicción</w:t>
-      </w:r>
-      <w:r>
-        <w:rPr>
-          <w:rFonts w:ascii="Times New Roman" w:eastAsiaTheme="minorEastAsia" w:hAnsi="Times New Roman" w:cs="Times New Roman"/>
-          <w:bCs/>
-          <w:iCs/>
-          <w:sz w:val="24"/>
-        </w:rPr>
-        <w:t>,</w:t>
+        <w:t>, por contradicción,</w:t>
       </w:r>
       <w:r>
         <w:rPr>
@@ -32336,7 +32360,23 @@
           <w:bCs/>
           <w:sz w:val="24"/>
         </w:rPr>
-        <w:t>existe enteros x e y tal</w:t>
+        <w:t>existe</w:t>
+      </w:r>
+      <w:r>
+        <w:rPr>
+          <w:rFonts w:ascii="Times New Roman" w:hAnsi="Times New Roman" w:cs="Times New Roman"/>
+          <w:bCs/>
+          <w:sz w:val="24"/>
+        </w:rPr>
+        <w:t>n</w:t>
+      </w:r>
+      <w:r>
+        <w:rPr>
+          <w:rFonts w:ascii="Times New Roman" w:hAnsi="Times New Roman" w:cs="Times New Roman"/>
+          <w:bCs/>
+          <w:sz w:val="24"/>
+        </w:rPr>
+        <w:t xml:space="preserve"> enteros x e y tal</w:t>
       </w:r>
       <w:r>
         <w:rPr>
